--- a/examples/example_defence_technical.docx
+++ b/examples/example_defence_technical.docx
@@ -1379,13 +1379,55 @@
           <w:i/>
           <w:color w:val="1B1F24"/>
         </w:rPr>
-        <w:t>Deep Learning for Edge Devices (40-hour course)</w:t>
+        <w:t>Deep Learning for Edge Devices</w:t>
       </w:r>
       <w:r>
         <w:tab/>
       </w:r>
       <w:r>
-        <w:t>2022</w:t>
+        <w:t>Mar 2022</w:t>
+      </w:r>
+    </w:p>
+    <w:p>
+      <w:pPr>
+        <w:pStyle w:val="RISMeta"/>
+      </w:pPr>
+      <w:r>
+        <w:rPr>
+          <w:b/>
+        </w:rPr>
+        <w:t xml:space="preserve">Duration: </w:t>
+      </w:r>
+      <w:r>
+        <w:t>40 hours</w:t>
+      </w:r>
+    </w:p>
+    <w:p>
+      <w:pPr>
+        <w:pStyle w:val="RISMeta"/>
+      </w:pPr>
+      <w:r>
+        <w:rPr>
+          <w:b/>
+        </w:rPr>
+        <w:t xml:space="preserve">Credential: </w:t>
+      </w:r>
+      <w:r>
+        <w:t>EAAC-DL-0042</w:t>
+      </w:r>
+    </w:p>
+    <w:p>
+      <w:pPr>
+        <w:pStyle w:val="RISMeta"/>
+      </w:pPr>
+      <w:r>
+        <w:rPr>
+          <w:b/>
+        </w:rPr>
+        <w:t xml:space="preserve">Valid until: </w:t>
+      </w:r>
+      <w:r>
+        <w:t>Mar 2029</w:t>
       </w:r>
     </w:p>
     <w:p>
@@ -1406,7 +1448,7 @@
         <w:rPr>
           <w:b/>
         </w:rPr>
-        <w:t>Example Institute of Public Administration</w:t>
+        <w:t>Example Conference on Instrumentation (ECI 2023)</w:t>
       </w:r>
     </w:p>
     <w:p>
@@ -1421,13 +1463,27 @@
           <w:i/>
           <w:color w:val="1B1F24"/>
         </w:rPr>
-        <w:t>Public Procurement and GFR 2017 (5-day programme)</w:t>
+        <w:t>Workshop on Efficient Deep Learning for Embedded Vision</w:t>
       </w:r>
       <w:r>
         <w:tab/>
       </w:r>
       <w:r>
-        <w:t>2019</w:t>
+        <w:t>Dec 2023</w:t>
+      </w:r>
+    </w:p>
+    <w:p>
+      <w:pPr>
+        <w:pStyle w:val="RISMeta"/>
+      </w:pPr>
+      <w:r>
+        <w:rPr>
+          <w:b/>
+        </w:rPr>
+        <w:t xml:space="preserve">Duration: </w:t>
+      </w:r>
+      <w:r>
+        <w:t>2 days</w:t>
       </w:r>
     </w:p>
     <w:p>

--- a/examples/example_defence_technical.docx
+++ b/examples/example_defence_technical.docx
@@ -183,7 +183,7 @@
               <w:ind w:left="255" w:hanging="255"/>
             </w:pPr>
             <w:r>
-              <w:t>Computer vision (Image super-resolution, Object detection)</w:t>
+              <w:t>Edge AI (NVIDIA Jetson deployment)</w:t>
             </w:r>
           </w:p>
         </w:tc>
@@ -214,7 +214,7 @@
               <w:ind w:left="255" w:hanging="255"/>
             </w:pPr>
             <w:r>
-              <w:t>Edge AI (NVIDIA Jetson deployment)</w:t>
+              <w:t>AI / machine learning (PyTorch, Deep learning)</w:t>
             </w:r>
           </w:p>
           <w:p>
@@ -227,7 +227,7 @@
               <w:ind w:left="255" w:hanging="255"/>
             </w:pPr>
             <w:r>
-              <w:t>AI / machine learning (Deep learning, PyTorch)</w:t>
+              <w:t>IoT (MQTT and Node-RED, InfluxDB and Grafana)</w:t>
             </w:r>
           </w:p>
           <w:p>
@@ -240,7 +240,7 @@
               <w:ind w:left="255" w:hanging="255"/>
             </w:pPr>
             <w:r>
-              <w:t>Procurement &amp; administration (Technical procurement (GeM, GFR))</w:t>
+              <w:t>Computer vision (Image super-resolution, Object detection)</w:t>
             </w:r>
           </w:p>
         </w:tc>
@@ -258,7 +258,7 @@
               <w:ind w:left="255" w:hanging="255"/>
             </w:pPr>
             <w:r>
-              <w:t>IoT (MQTT and Node-RED, InfluxDB and Grafana)</w:t>
+              <w:t>GPU computing (CUDA / GPU computing)</w:t>
             </w:r>
           </w:p>
           <w:p>
@@ -1676,7 +1676,7 @@
               <w:pStyle w:val="RISTableHead"/>
             </w:pPr>
             <w:r>
-              <w:t>Computer vision</w:t>
+              <w:t>Edge AI</w:t>
             </w:r>
           </w:p>
         </w:tc>
@@ -1689,7 +1689,7 @@
               <w:pStyle w:val="RISTableText"/>
             </w:pPr>
             <w:r>
-              <w:t>Image super-resolution, Object detection</w:t>
+              <w:t>NVIDIA Jetson deployment</w:t>
             </w:r>
           </w:p>
         </w:tc>
@@ -1732,7 +1732,7 @@
               <w:pStyle w:val="RISTableHead"/>
             </w:pPr>
             <w:r>
-              <w:t>Edge AI</w:t>
+              <w:t>AI / machine learning</w:t>
             </w:r>
           </w:p>
         </w:tc>
@@ -1745,7 +1745,7 @@
               <w:pStyle w:val="RISTableText"/>
             </w:pPr>
             <w:r>
-              <w:t>NVIDIA Jetson deployment</w:t>
+              <w:t>PyTorch, Deep learning</w:t>
             </w:r>
           </w:p>
         </w:tc>
@@ -1760,7 +1760,7 @@
               <w:pStyle w:val="RISTableHead"/>
             </w:pPr>
             <w:r>
-              <w:t>AI / machine learning</w:t>
+              <w:t>IoT</w:t>
             </w:r>
           </w:p>
         </w:tc>
@@ -1773,7 +1773,7 @@
               <w:pStyle w:val="RISTableText"/>
             </w:pPr>
             <w:r>
-              <w:t>Deep learning, PyTorch</w:t>
+              <w:t>MQTT and Node-RED, InfluxDB and Grafana</w:t>
             </w:r>
           </w:p>
         </w:tc>
